--- a/briefings/线口监测早报-2026-09-02.docx
+++ b/briefings/线口监测早报-2026-09-02.docx
@@ -22,7 +22,7 @@
           <w:color w:val="888888"/>
           <w:sz w:val="18"/>
         </w:rPr>
-        <w:t>监测窗口:近48小时 | 生成时间:2026-09-02 08:36</w:t>
+        <w:t>监测窗口:近48小时 | 生成时间:2026-09-02 09:25</w:t>
       </w:r>
     </w:p>
     <w:p>
@@ -70,6 +70,108 @@
           <w:color w:val="888888"/>
           <w:sz w:val="24"/>
         </w:rPr>
+        <w:t>HUMAIN 发布 WoA 笔电 Horizon (Ultra)，明年新品搭载自有操作系统</w:t>
+      </w:r>
+    </w:p>
+    <w:p>
+      <w:r>
+        <w:rPr>
+          <w:rFonts w:ascii="Times New Roman" w:hAnsi="Times New Roman" w:eastAsia="宋体"/>
+          <w:color w:val="888888"/>
+          <w:sz w:val="18"/>
+        </w:rPr>
+        <w:t>来源:IT之家 | 时间:09-02 08:52</w:t>
+      </w:r>
+    </w:p>
+    <w:p>
+      <w:r>
+        <w:rPr>
+          <w:rFonts w:ascii="Times New Roman" w:hAnsi="Times New Roman" w:eastAsia="宋体"/>
+          <w:sz w:val="18"/>
+        </w:rPr>
+        <w:t>链接:</w:t>
+      </w:r>
+      <w:hyperlink r:id="rId9">
+        <w:r>
+          <w:rPr>
+            <w:color w:val="0563C1"/>
+            <w:u w:val="single"/>
+          </w:rPr>
+          <w:t>HUMAIN 发布 WoA 笔电 Horizon (Ultra)，明年新品搭载自有操作系统</w:t>
+        </w:r>
+      </w:hyperlink>
+    </w:p>
+    <w:p>
+      <w:pPr>
+        <w:pStyle w:val="Heading3"/>
+      </w:pPr>
+      <w:r>
+        <w:rPr>
+          <w:rFonts w:ascii="Times New Roman" w:hAnsi="Times New Roman" w:eastAsia="黑体"/>
+          <w:b w:val="0"/>
+          <w:color w:val="888888"/>
+          <w:sz w:val="24"/>
+        </w:rPr>
+        <w:t>【C级·参考】</w:t>
+      </w:r>
+      <w:r>
+        <w:rPr>
+          <w:rFonts w:ascii="Times New Roman" w:hAnsi="Times New Roman" w:eastAsia="黑体"/>
+          <w:b w:val="0"/>
+          <w:color w:val="888888"/>
+          <w:sz w:val="24"/>
+        </w:rPr>
+        <w:t>全新一代华为 MatePad Air 平板亮相：可选 OLED 云晰柔光屏、支持 M-Pencil Pro 手写笔</w:t>
+      </w:r>
+    </w:p>
+    <w:p>
+      <w:r>
+        <w:rPr>
+          <w:rFonts w:ascii="Times New Roman" w:hAnsi="Times New Roman" w:eastAsia="宋体"/>
+          <w:color w:val="888888"/>
+          <w:sz w:val="18"/>
+        </w:rPr>
+        <w:t>来源:IT之家 | 时间:09-02 08:50</w:t>
+      </w:r>
+    </w:p>
+    <w:p>
+      <w:r>
+        <w:rPr>
+          <w:rFonts w:ascii="Times New Roman" w:hAnsi="Times New Roman" w:eastAsia="宋体"/>
+          <w:sz w:val="18"/>
+        </w:rPr>
+        <w:t>链接:</w:t>
+      </w:r>
+      <w:hyperlink r:id="rId10">
+        <w:r>
+          <w:rPr>
+            <w:color w:val="0563C1"/>
+            <w:u w:val="single"/>
+          </w:rPr>
+          <w:t>全新一代华为 MatePad Air 平板亮相：可选 OLED 云晰柔光屏、支持 M-Pencil Pro 手写笔</w:t>
+        </w:r>
+      </w:hyperlink>
+    </w:p>
+    <w:p>
+      <w:pPr>
+        <w:pStyle w:val="Heading3"/>
+      </w:pPr>
+      <w:r>
+        <w:rPr>
+          <w:rFonts w:ascii="Times New Roman" w:hAnsi="Times New Roman" w:eastAsia="黑体"/>
+          <w:b w:val="0"/>
+          <w:color w:val="888888"/>
+          <w:sz w:val="24"/>
+        </w:rPr>
+        <w:t>【C级·参考】</w:t>
+      </w:r>
+      <w:r>
+        <w:rPr>
+          <w:rFonts w:ascii="Times New Roman" w:hAnsi="Times New Roman" w:eastAsia="黑体"/>
+          <w:b w:val="0"/>
+          <w:color w:val="888888"/>
+          <w:sz w:val="24"/>
+        </w:rPr>
         <w:t>Meta 发布首个实时音频感知 AI 模型，支持 20 余人分轨转写</w:t>
       </w:r>
     </w:p>
@@ -91,7 +193,7 @@
         </w:rPr>
         <w:t>链接:</w:t>
       </w:r>
-      <w:hyperlink r:id="rId9">
+      <w:hyperlink r:id="rId11">
         <w:r>
           <w:rPr>
             <w:color w:val="0563C1"/>
@@ -142,7 +244,7 @@
         </w:rPr>
         <w:t>链接:</w:t>
       </w:r>
-      <w:hyperlink r:id="rId10">
+      <w:hyperlink r:id="rId12">
         <w:r>
           <w:rPr>
             <w:color w:val="0563C1"/>
@@ -193,7 +295,7 @@
         </w:rPr>
         <w:t>链接:</w:t>
       </w:r>
-      <w:hyperlink r:id="rId11">
+      <w:hyperlink r:id="rId13">
         <w:r>
           <w:rPr>
             <w:color w:val="0563C1"/>
@@ -244,7 +346,7 @@
         </w:rPr>
         <w:t>链接:</w:t>
       </w:r>
-      <w:hyperlink r:id="rId12">
+      <w:hyperlink r:id="rId14">
         <w:r>
           <w:rPr>
             <w:color w:val="0563C1"/>
@@ -295,7 +397,7 @@
         </w:rPr>
         <w:t>链接:</w:t>
       </w:r>
-      <w:hyperlink r:id="rId13">
+      <w:hyperlink r:id="rId15">
         <w:r>
           <w:rPr>
             <w:color w:val="0563C1"/>
@@ -346,7 +448,7 @@
         </w:rPr>
         <w:t>链接:</w:t>
       </w:r>
-      <w:hyperlink r:id="rId14">
+      <w:hyperlink r:id="rId16">
         <w:r>
           <w:rPr>
             <w:color w:val="0563C1"/>
@@ -397,7 +499,7 @@
         </w:rPr>
         <w:t>链接:</w:t>
       </w:r>
-      <w:hyperlink r:id="rId15">
+      <w:hyperlink r:id="rId17">
         <w:r>
           <w:rPr>
             <w:color w:val="0563C1"/>
@@ -448,64 +550,13 @@
         </w:rPr>
         <w:t>链接:</w:t>
       </w:r>
-      <w:hyperlink r:id="rId16">
+      <w:hyperlink r:id="rId18">
         <w:r>
           <w:rPr>
             <w:color w:val="0563C1"/>
             <w:u w:val="single"/>
           </w:rPr>
           <w:t>苹果新CEO主导AI智能眼镜项目，无AR镜片聚焦视觉交互，2027年亮相</w:t>
-        </w:r>
-      </w:hyperlink>
-    </w:p>
-    <w:p>
-      <w:pPr>
-        <w:pStyle w:val="Heading3"/>
-      </w:pPr>
-      <w:r>
-        <w:rPr>
-          <w:rFonts w:ascii="Times New Roman" w:hAnsi="Times New Roman" w:eastAsia="黑体"/>
-          <w:b w:val="0"/>
-          <w:color w:val="888888"/>
-          <w:sz w:val="24"/>
-        </w:rPr>
-        <w:t>【C级·参考】</w:t>
-      </w:r>
-      <w:r>
-        <w:rPr>
-          <w:rFonts w:ascii="Times New Roman" w:hAnsi="Times New Roman" w:eastAsia="黑体"/>
-          <w:b w:val="0"/>
-          <w:color w:val="888888"/>
-          <w:sz w:val="24"/>
-        </w:rPr>
-        <w:t>安全公司曝光黑客组织 Aurora 内部信息：利用 Cursor AI 制定攻击计划、使用 Zig 语言开发勒索软件</w:t>
-      </w:r>
-    </w:p>
-    <w:p>
-      <w:r>
-        <w:rPr>
-          <w:rFonts w:ascii="Times New Roman" w:hAnsi="Times New Roman" w:eastAsia="宋体"/>
-          <w:color w:val="888888"/>
-          <w:sz w:val="18"/>
-        </w:rPr>
-        <w:t>来源:IT之家 | 时间:09-01 21:14</w:t>
-      </w:r>
-    </w:p>
-    <w:p>
-      <w:r>
-        <w:rPr>
-          <w:rFonts w:ascii="Times New Roman" w:hAnsi="Times New Roman" w:eastAsia="宋体"/>
-          <w:sz w:val="18"/>
-        </w:rPr>
-        <w:t>链接:</w:t>
-      </w:r>
-      <w:hyperlink r:id="rId17">
-        <w:r>
-          <w:rPr>
-            <w:color w:val="0563C1"/>
-            <w:u w:val="single"/>
-          </w:rPr>
-          <w:t>安全公司曝光黑客组织 Aurora 内部信息：利用 Cursor AI 制定攻击计划、使用 Zig 语言开发勒索软件</w:t>
         </w:r>
       </w:hyperlink>
     </w:p>
@@ -550,7 +601,7 @@
         </w:rPr>
         <w:t>链接:</w:t>
       </w:r>
-      <w:hyperlink r:id="rId18">
+      <w:hyperlink r:id="rId19">
         <w:r>
           <w:rPr>
             <w:color w:val="0563C1"/>
@@ -601,7 +652,7 @@
         </w:rPr>
         <w:t>链接:</w:t>
       </w:r>
-      <w:hyperlink r:id="rId19">
+      <w:hyperlink r:id="rId20">
         <w:r>
           <w:rPr>
             <w:color w:val="0563C1"/>
@@ -652,13 +703,115 @@
         </w:rPr>
         <w:t>链接:</w:t>
       </w:r>
-      <w:hyperlink r:id="rId20">
+      <w:hyperlink r:id="rId21">
         <w:r>
           <w:rPr>
             <w:color w:val="0563C1"/>
             <w:u w:val="single"/>
           </w:rPr>
           <w:t>I trained a small transformer in 1.5hrs and it beats many LLMs</w:t>
+        </w:r>
+      </w:hyperlink>
+    </w:p>
+    <w:p>
+      <w:pPr>
+        <w:pStyle w:val="Heading3"/>
+      </w:pPr>
+      <w:r>
+        <w:rPr>
+          <w:rFonts w:ascii="Times New Roman" w:hAnsi="Times New Roman" w:eastAsia="黑体"/>
+          <w:b w:val="0"/>
+          <w:color w:val="888888"/>
+          <w:sz w:val="24"/>
+        </w:rPr>
+        <w:t>【C级·参考】</w:t>
+      </w:r>
+      <w:r>
+        <w:rPr>
+          <w:rFonts w:ascii="Times New Roman" w:hAnsi="Times New Roman" w:eastAsia="黑体"/>
+          <w:b w:val="0"/>
+          <w:color w:val="888888"/>
+          <w:sz w:val="24"/>
+        </w:rPr>
+        <w:t>WorkBuddy的邀请函里藏了一副乐奇AI眼镜</w:t>
+      </w:r>
+    </w:p>
+    <w:p>
+      <w:r>
+        <w:rPr>
+          <w:rFonts w:ascii="Times New Roman" w:hAnsi="Times New Roman" w:eastAsia="宋体"/>
+          <w:color w:val="888888"/>
+          <w:sz w:val="18"/>
+        </w:rPr>
+        <w:t>来源:Bing新闻 | 时间:09-01 09:53</w:t>
+      </w:r>
+    </w:p>
+    <w:p>
+      <w:r>
+        <w:rPr>
+          <w:rFonts w:ascii="Times New Roman" w:hAnsi="Times New Roman" w:eastAsia="宋体"/>
+          <w:sz w:val="18"/>
+        </w:rPr>
+        <w:t>链接:</w:t>
+      </w:r>
+      <w:hyperlink r:id="rId22">
+        <w:r>
+          <w:rPr>
+            <w:color w:val="0563C1"/>
+            <w:u w:val="single"/>
+          </w:rPr>
+          <w:t>WorkBuddy的邀请函里藏了一副乐奇AI眼镜</w:t>
+        </w:r>
+      </w:hyperlink>
+    </w:p>
+    <w:p>
+      <w:pPr>
+        <w:pStyle w:val="Heading3"/>
+      </w:pPr>
+      <w:r>
+        <w:rPr>
+          <w:rFonts w:ascii="Times New Roman" w:hAnsi="Times New Roman" w:eastAsia="黑体"/>
+          <w:b w:val="0"/>
+          <w:color w:val="888888"/>
+          <w:sz w:val="24"/>
+        </w:rPr>
+        <w:t>【C级·参考】</w:t>
+      </w:r>
+      <w:r>
+        <w:rPr>
+          <w:rFonts w:ascii="Times New Roman" w:hAnsi="Times New Roman" w:eastAsia="黑体"/>
+          <w:b w:val="0"/>
+          <w:color w:val="888888"/>
+          <w:sz w:val="24"/>
+        </w:rPr>
+        <w:t>AI眼镜偷拍要坐牢了！严打AI眼镜偷拍，新法案重锤出击</w:t>
+      </w:r>
+    </w:p>
+    <w:p>
+      <w:r>
+        <w:rPr>
+          <w:rFonts w:ascii="Times New Roman" w:hAnsi="Times New Roman" w:eastAsia="宋体"/>
+          <w:color w:val="888888"/>
+          <w:sz w:val="18"/>
+        </w:rPr>
+        <w:t>来源:Bing新闻 | 时间:08-31 17:13</w:t>
+      </w:r>
+    </w:p>
+    <w:p>
+      <w:r>
+        <w:rPr>
+          <w:rFonts w:ascii="Times New Roman" w:hAnsi="Times New Roman" w:eastAsia="宋体"/>
+          <w:sz w:val="18"/>
+        </w:rPr>
+        <w:t>链接:</w:t>
+      </w:r>
+      <w:hyperlink r:id="rId23">
+        <w:r>
+          <w:rPr>
+            <w:color w:val="0563C1"/>
+            <w:u w:val="single"/>
+          </w:rPr>
+          <w:t>AI眼镜偷拍要坐牢了！严打AI眼镜偷拍，新法案重锤出击</w:t>
         </w:r>
       </w:hyperlink>
     </w:p>
@@ -703,64 +856,13 @@
         </w:rPr>
         <w:t>链接:</w:t>
       </w:r>
-      <w:hyperlink r:id="rId21">
+      <w:hyperlink r:id="rId24">
         <w:r>
           <w:rPr>
             <w:color w:val="0563C1"/>
             <w:u w:val="single"/>
           </w:rPr>
           <w:t>行业首个AI音频眼镜腿插拔接口规范工作组正式成立，推动产业标准化进程</w:t>
-        </w:r>
-      </w:hyperlink>
-    </w:p>
-    <w:p>
-      <w:pPr>
-        <w:pStyle w:val="Heading3"/>
-      </w:pPr>
-      <w:r>
-        <w:rPr>
-          <w:rFonts w:ascii="Times New Roman" w:hAnsi="Times New Roman" w:eastAsia="黑体"/>
-          <w:b w:val="0"/>
-          <w:color w:val="888888"/>
-          <w:sz w:val="24"/>
-        </w:rPr>
-        <w:t>【C级·参考】</w:t>
-      </w:r>
-      <w:r>
-        <w:rPr>
-          <w:rFonts w:ascii="Times New Roman" w:hAnsi="Times New Roman" w:eastAsia="黑体"/>
-          <w:b w:val="0"/>
-          <w:color w:val="888888"/>
-          <w:sz w:val="24"/>
-        </w:rPr>
-        <w:t>方正证券：AI眼镜仍处于消费端导入期 自下而上寻找个股机会</w:t>
-      </w:r>
-    </w:p>
-    <w:p>
-      <w:r>
-        <w:rPr>
-          <w:rFonts w:ascii="Times New Roman" w:hAnsi="Times New Roman" w:eastAsia="宋体"/>
-          <w:color w:val="888888"/>
-          <w:sz w:val="18"/>
-        </w:rPr>
-        <w:t>来源:Bing新闻 | 时间:08-31 15:11</w:t>
-      </w:r>
-    </w:p>
-    <w:p>
-      <w:r>
-        <w:rPr>
-          <w:rFonts w:ascii="Times New Roman" w:hAnsi="Times New Roman" w:eastAsia="宋体"/>
-          <w:sz w:val="18"/>
-        </w:rPr>
-        <w:t>链接:</w:t>
-      </w:r>
-      <w:hyperlink r:id="rId22">
-        <w:r>
-          <w:rPr>
-            <w:color w:val="0563C1"/>
-            <w:u w:val="single"/>
-          </w:rPr>
-          <w:t>方正证券：AI眼镜仍处于消费端导入期 自下而上寻找个股机会</w:t>
         </w:r>
       </w:hyperlink>
     </w:p>
@@ -805,64 +907,13 @@
         </w:rPr>
         <w:t>链接:</w:t>
       </w:r>
-      <w:hyperlink r:id="rId23">
+      <w:hyperlink r:id="rId25">
         <w:r>
           <w:rPr>
             <w:color w:val="0563C1"/>
             <w:u w:val="single"/>
           </w:rPr>
           <w:t>苹果 AI 眼镜要来! 没有屏幕，靠眼睛就能使唤 Siri，2027 年登场</w:t>
-        </w:r>
-      </w:hyperlink>
-    </w:p>
-    <w:p>
-      <w:pPr>
-        <w:pStyle w:val="Heading3"/>
-      </w:pPr>
-      <w:r>
-        <w:rPr>
-          <w:rFonts w:ascii="Times New Roman" w:hAnsi="Times New Roman" w:eastAsia="黑体"/>
-          <w:b w:val="0"/>
-          <w:color w:val="888888"/>
-          <w:sz w:val="24"/>
-        </w:rPr>
-        <w:t>【C级·参考】</w:t>
-      </w:r>
-      <w:r>
-        <w:rPr>
-          <w:rFonts w:ascii="Times New Roman" w:hAnsi="Times New Roman" w:eastAsia="黑体"/>
-          <w:b w:val="0"/>
-          <w:color w:val="888888"/>
-          <w:sz w:val="24"/>
-        </w:rPr>
-        <w:t>“中国油管”正式出海“引老外热议”！B站发布半年报，陈睿：“AI投入聚焦三件事”</w:t>
-      </w:r>
-    </w:p>
-    <w:p>
-      <w:r>
-        <w:rPr>
-          <w:rFonts w:ascii="Times New Roman" w:hAnsi="Times New Roman" w:eastAsia="宋体"/>
-          <w:color w:val="888888"/>
-          <w:sz w:val="18"/>
-        </w:rPr>
-        <w:t>来源:GameLook | 时间:08-31 11:45</w:t>
-      </w:r>
-    </w:p>
-    <w:p>
-      <w:r>
-        <w:rPr>
-          <w:rFonts w:ascii="Times New Roman" w:hAnsi="Times New Roman" w:eastAsia="宋体"/>
-          <w:sz w:val="18"/>
-        </w:rPr>
-        <w:t>链接:</w:t>
-      </w:r>
-      <w:hyperlink r:id="rId24">
-        <w:r>
-          <w:rPr>
-            <w:color w:val="0563C1"/>
-            <w:u w:val="single"/>
-          </w:rPr>
-          <w:t>“中国油管”正式出海“引老外热议”！B站发布半年报，陈睿：“AI投入聚焦三件事”</w:t>
         </w:r>
       </w:hyperlink>
     </w:p>
@@ -919,7 +970,7 @@
         </w:rPr>
         <w:t>链接:</w:t>
       </w:r>
-      <w:hyperlink r:id="rId25">
+      <w:hyperlink r:id="rId26">
         <w:r>
           <w:rPr>
             <w:color w:val="0563C1"/>
@@ -995,6 +1046,108 @@
           <w:color w:val="888888"/>
           <w:sz w:val="24"/>
         </w:rPr>
+        <w:t>Switch 2 版《剑星》游戏首秀 FSR 3.1，掌机与主机模式均瞄准 60 FPS</w:t>
+      </w:r>
+    </w:p>
+    <w:p>
+      <w:r>
+        <w:rPr>
+          <w:rFonts w:ascii="Times New Roman" w:hAnsi="Times New Roman" w:eastAsia="宋体"/>
+          <w:color w:val="888888"/>
+          <w:sz w:val="18"/>
+        </w:rPr>
+        <w:t>来源:IT之家 | 时间:09-02 09:24</w:t>
+      </w:r>
+    </w:p>
+    <w:p>
+      <w:r>
+        <w:rPr>
+          <w:rFonts w:ascii="Times New Roman" w:hAnsi="Times New Roman" w:eastAsia="宋体"/>
+          <w:sz w:val="18"/>
+        </w:rPr>
+        <w:t>链接:</w:t>
+      </w:r>
+      <w:hyperlink r:id="rId27">
+        <w:r>
+          <w:rPr>
+            <w:color w:val="0563C1"/>
+            <w:u w:val="single"/>
+          </w:rPr>
+          <w:t>Switch 2 版《剑星》游戏首秀 FSR 3.1，掌机与主机模式均瞄准 60 FPS</w:t>
+        </w:r>
+      </w:hyperlink>
+    </w:p>
+    <w:p>
+      <w:pPr>
+        <w:pStyle w:val="Heading3"/>
+      </w:pPr>
+      <w:r>
+        <w:rPr>
+          <w:rFonts w:ascii="Times New Roman" w:hAnsi="Times New Roman" w:eastAsia="黑体"/>
+          <w:b w:val="0"/>
+          <w:color w:val="888888"/>
+          <w:sz w:val="24"/>
+        </w:rPr>
+        <w:t>【C级·参考】</w:t>
+      </w:r>
+      <w:r>
+        <w:rPr>
+          <w:rFonts w:ascii="Times New Roman" w:hAnsi="Times New Roman" w:eastAsia="黑体"/>
+          <w:b w:val="0"/>
+          <w:color w:val="888888"/>
+          <w:sz w:val="24"/>
+        </w:rPr>
+        <w:t>七年经手400亿美元，“游戏并购教父”分享：终极买家已是中国人沙特人</w:t>
+      </w:r>
+    </w:p>
+    <w:p>
+      <w:r>
+        <w:rPr>
+          <w:rFonts w:ascii="Times New Roman" w:hAnsi="Times New Roman" w:eastAsia="宋体"/>
+          <w:color w:val="888888"/>
+          <w:sz w:val="18"/>
+        </w:rPr>
+        <w:t>来源:GameLook | 时间:09-02 09:17</w:t>
+      </w:r>
+    </w:p>
+    <w:p>
+      <w:r>
+        <w:rPr>
+          <w:rFonts w:ascii="Times New Roman" w:hAnsi="Times New Roman" w:eastAsia="宋体"/>
+          <w:sz w:val="18"/>
+        </w:rPr>
+        <w:t>链接:</w:t>
+      </w:r>
+      <w:hyperlink r:id="rId28">
+        <w:r>
+          <w:rPr>
+            <w:color w:val="0563C1"/>
+            <w:u w:val="single"/>
+          </w:rPr>
+          <w:t>七年经手400亿美元，“游戏并购教父”分享：终极买家已是中国人沙特人</w:t>
+        </w:r>
+      </w:hyperlink>
+    </w:p>
+    <w:p>
+      <w:pPr>
+        <w:pStyle w:val="Heading3"/>
+      </w:pPr>
+      <w:r>
+        <w:rPr>
+          <w:rFonts w:ascii="Times New Roman" w:hAnsi="Times New Roman" w:eastAsia="黑体"/>
+          <w:b w:val="0"/>
+          <w:color w:val="888888"/>
+          <w:sz w:val="24"/>
+        </w:rPr>
+        <w:t>【C级·参考】</w:t>
+      </w:r>
+      <w:r>
+        <w:rPr>
+          <w:rFonts w:ascii="Times New Roman" w:hAnsi="Times New Roman" w:eastAsia="黑体"/>
+          <w:b w:val="0"/>
+          <w:color w:val="888888"/>
+          <w:sz w:val="24"/>
+        </w:rPr>
         <w:t>雷蛇灵猫 Razer Prio 可折叠游戏手柄发布：支持 7 英寸内手机，国行 799 元</w:t>
       </w:r>
     </w:p>
@@ -1016,7 +1169,7 @@
         </w:rPr>
         <w:t>链接:</w:t>
       </w:r>
-      <w:hyperlink r:id="rId26">
+      <w:hyperlink r:id="rId29">
         <w:r>
           <w:rPr>
             <w:color w:val="0563C1"/>
@@ -1067,7 +1220,7 @@
         </w:rPr>
         <w:t>链接:</w:t>
       </w:r>
-      <w:hyperlink r:id="rId27">
+      <w:hyperlink r:id="rId30">
         <w:r>
           <w:rPr>
             <w:color w:val="0563C1"/>
@@ -1118,7 +1271,7 @@
         </w:rPr>
         <w:t>链接:</w:t>
       </w:r>
-      <w:hyperlink r:id="rId28">
+      <w:hyperlink r:id="rId31">
         <w:r>
           <w:rPr>
             <w:color w:val="0563C1"/>
@@ -1169,64 +1322,13 @@
         </w:rPr>
         <w:t>链接:</w:t>
       </w:r>
-      <w:hyperlink r:id="rId29">
+      <w:hyperlink r:id="rId32">
         <w:r>
           <w:rPr>
             <w:color w:val="0563C1"/>
             <w:u w:val="single"/>
           </w:rPr>
           <w:t>英伟达 DLSS 5 发布：支持 RTX 50 系显卡，首发支持《NBA 2K27》游戏</w:t>
-        </w:r>
-      </w:hyperlink>
-    </w:p>
-    <w:p>
-      <w:pPr>
-        <w:pStyle w:val="Heading3"/>
-      </w:pPr>
-      <w:r>
-        <w:rPr>
-          <w:rFonts w:ascii="Times New Roman" w:hAnsi="Times New Roman" w:eastAsia="黑体"/>
-          <w:b w:val="0"/>
-          <w:color w:val="888888"/>
-          <w:sz w:val="24"/>
-        </w:rPr>
-        <w:t>【C级·参考】</w:t>
-      </w:r>
-      <w:r>
-        <w:rPr>
-          <w:rFonts w:ascii="Times New Roman" w:hAnsi="Times New Roman" w:eastAsia="黑体"/>
-          <w:b w:val="0"/>
-          <w:color w:val="888888"/>
-          <w:sz w:val="24"/>
-        </w:rPr>
-        <w:t>Steam 新一周游戏销量榜公布：《星球大战：零号连队》登顶全球榜</w:t>
-      </w:r>
-    </w:p>
-    <w:p>
-      <w:r>
-        <w:rPr>
-          <w:rFonts w:ascii="Times New Roman" w:hAnsi="Times New Roman" w:eastAsia="宋体"/>
-          <w:color w:val="888888"/>
-          <w:sz w:val="18"/>
-        </w:rPr>
-        <w:t>来源:IT之家 | 时间:09-01 21:32</w:t>
-      </w:r>
-    </w:p>
-    <w:p>
-      <w:r>
-        <w:rPr>
-          <w:rFonts w:ascii="Times New Roman" w:hAnsi="Times New Roman" w:eastAsia="宋体"/>
-          <w:sz w:val="18"/>
-        </w:rPr>
-        <w:t>链接:</w:t>
-      </w:r>
-      <w:hyperlink r:id="rId30">
-        <w:r>
-          <w:rPr>
-            <w:color w:val="0563C1"/>
-            <w:u w:val="single"/>
-          </w:rPr>
-          <w:t>Steam 新一周游戏销量榜公布：《星球大战：零号连队》登顶全球榜</w:t>
         </w:r>
       </w:hyperlink>
     </w:p>
@@ -1271,7 +1373,7 @@
         </w:rPr>
         <w:t>链接:</w:t>
       </w:r>
-      <w:hyperlink r:id="rId31">
+      <w:hyperlink r:id="rId33">
         <w:r>
           <w:rPr>
             <w:color w:val="0563C1"/>
@@ -1322,7 +1424,7 @@
         </w:rPr>
         <w:t>链接:</w:t>
       </w:r>
-      <w:hyperlink r:id="rId32">
+      <w:hyperlink r:id="rId34">
         <w:r>
           <w:rPr>
             <w:color w:val="0563C1"/>
@@ -1373,7 +1475,7 @@
         </w:rPr>
         <w:t>链接:</w:t>
       </w:r>
-      <w:hyperlink r:id="rId33">
+      <w:hyperlink r:id="rId35">
         <w:r>
           <w:rPr>
             <w:color w:val="0563C1"/>
@@ -1424,7 +1526,7 @@
         </w:rPr>
         <w:t>链接:</w:t>
       </w:r>
-      <w:hyperlink r:id="rId34">
+      <w:hyperlink r:id="rId36">
         <w:r>
           <w:rPr>
             <w:color w:val="0563C1"/>
@@ -1475,115 +1577,13 @@
         </w:rPr>
         <w:t>链接:</w:t>
       </w:r>
-      <w:hyperlink r:id="rId35">
+      <w:hyperlink r:id="rId37">
         <w:r>
           <w:rPr>
             <w:color w:val="0563C1"/>
             <w:u w:val="single"/>
           </w:rPr>
           <w:t>Steam经济全貌：1%游戏赚走Steam营收84.5%，绝大多数游戏“穷的叮当响”</w:t>
-        </w:r>
-      </w:hyperlink>
-    </w:p>
-    <w:p>
-      <w:pPr>
-        <w:pStyle w:val="Heading3"/>
-      </w:pPr>
-      <w:r>
-        <w:rPr>
-          <w:rFonts w:ascii="Times New Roman" w:hAnsi="Times New Roman" w:eastAsia="黑体"/>
-          <w:b w:val="0"/>
-          <w:color w:val="888888"/>
-          <w:sz w:val="24"/>
-        </w:rPr>
-        <w:t>【C级·参考】</w:t>
-      </w:r>
-      <w:r>
-        <w:rPr>
-          <w:rFonts w:ascii="Times New Roman" w:hAnsi="Times New Roman" w:eastAsia="黑体"/>
-          <w:b w:val="0"/>
-          <w:color w:val="888888"/>
-          <w:sz w:val="24"/>
-        </w:rPr>
-        <w:t>“成都游戏圈又牛了一把”！《湮灭之潮》喜获科隆展“最史诗游戏”大奖</w:t>
-      </w:r>
-    </w:p>
-    <w:p>
-      <w:r>
-        <w:rPr>
-          <w:rFonts w:ascii="Times New Roman" w:hAnsi="Times New Roman" w:eastAsia="宋体"/>
-          <w:color w:val="888888"/>
-          <w:sz w:val="18"/>
-        </w:rPr>
-        <w:t>来源:GameLook | 时间:08-31 11:58</w:t>
-      </w:r>
-    </w:p>
-    <w:p>
-      <w:r>
-        <w:rPr>
-          <w:rFonts w:ascii="Times New Roman" w:hAnsi="Times New Roman" w:eastAsia="宋体"/>
-          <w:sz w:val="18"/>
-        </w:rPr>
-        <w:t>链接:</w:t>
-      </w:r>
-      <w:hyperlink r:id="rId36">
-        <w:r>
-          <w:rPr>
-            <w:color w:val="0563C1"/>
-            <w:u w:val="single"/>
-          </w:rPr>
-          <w:t>“成都游戏圈又牛了一把”！《湮灭之潮》喜获科隆展“最史诗游戏”大奖</w:t>
-        </w:r>
-      </w:hyperlink>
-    </w:p>
-    <w:p>
-      <w:pPr>
-        <w:pStyle w:val="Heading3"/>
-      </w:pPr>
-      <w:r>
-        <w:rPr>
-          <w:rFonts w:ascii="Times New Roman" w:hAnsi="Times New Roman" w:eastAsia="黑体"/>
-          <w:b w:val="0"/>
-          <w:color w:val="888888"/>
-          <w:sz w:val="24"/>
-        </w:rPr>
-        <w:t>【C级·参考】</w:t>
-      </w:r>
-      <w:r>
-        <w:rPr>
-          <w:rFonts w:ascii="Times New Roman" w:hAnsi="Times New Roman" w:eastAsia="黑体"/>
-          <w:b w:val="0"/>
-          <w:color w:val="888888"/>
-          <w:sz w:val="24"/>
-        </w:rPr>
-        <w:t>科隆游戏展“展台电脑集体被盗”！独游展区成重灾区，玩家痛斥、大厂伸出援手</w:t>
-      </w:r>
-    </w:p>
-    <w:p>
-      <w:r>
-        <w:rPr>
-          <w:rFonts w:ascii="Times New Roman" w:hAnsi="Times New Roman" w:eastAsia="宋体"/>
-          <w:color w:val="888888"/>
-          <w:sz w:val="18"/>
-        </w:rPr>
-        <w:t>来源:GameLook | 时间:08-31 11:49</w:t>
-      </w:r>
-    </w:p>
-    <w:p>
-      <w:r>
-        <w:rPr>
-          <w:rFonts w:ascii="Times New Roman" w:hAnsi="Times New Roman" w:eastAsia="宋体"/>
-          <w:sz w:val="18"/>
-        </w:rPr>
-        <w:t>链接:</w:t>
-      </w:r>
-      <w:hyperlink r:id="rId37">
-        <w:r>
-          <w:rPr>
-            <w:color w:val="0563C1"/>
-            <w:u w:val="single"/>
-          </w:rPr>
-          <w:t>科隆游戏展“展台电脑集体被盗”！独游展区成重灾区，玩家痛斥、大厂伸出援手</w:t>
         </w:r>
       </w:hyperlink>
     </w:p>
@@ -1676,7 +1676,7 @@
           <w:rFonts w:ascii="Times New Roman" w:hAnsi="Times New Roman" w:eastAsia="宋体"/>
           <w:sz w:val="18"/>
         </w:rPr>
-        <w:t>IT之家(60)、GameLook(14)、HackerNews(5)、Bing新闻(7)</w:t>
+        <w:t>IT之家(60)、GameLook(15)、HackerNews(5)、Bing新闻(8)</w:t>
       </w:r>
     </w:p>
     <w:p>
